--- a/马伎放驯兽里了.docx
+++ b/马伎放驯兽里了.docx
@@ -29,7 +29,7 @@
           <w:szCs w:val="24"/>
           <w:color w:val="008000"/>
         </w:rPr>
-        <w:t xml:space="preserve">駯兽类百戏以駯化动物为核心，涵盖舞马、马伎、駯象、駯犀等多种表演形态，其历史发展跨越汉魏至隋唐，经历了从宫廷贡品展示到独立表演艺术的演变。围绕这些表演的书写亦因时代不同而呈现出显著差异：史书侧重记录朝贡与典礼仪制，文学作品则着力于艺术描摹与政治讽谕，二者共同构成了駯兽类百戏书写的多重面貌。</w:t>
+        <w:t xml:space="preserve">驯兽类百戏以驯化动物为核心，涵盖舞马、马伎、驯象、驯犀等多种表演形态，其历史发展跨越汉魏至隋唐，经历了从宫廷贡品展示到独立表演艺术的演变。围绕这些表演的书写亦因时代不同而呈现出显著差异：史书侧重记录朝贡与典礼仪制，文学作品则着力于艺术描摹与政治讽谕，二者共同构成了驯兽类百戏书写的多重面貌。</w:t>
       </w:r>
     </w:p>
     <w:p>
